--- a/实验报告.docx
+++ b/实验报告.docx
@@ -4228,7 +4228,7 @@
           <w:i w:val="0"/>
           <w:sz w:val="24"/>
         </w:rPr>
-        <w:t>本地仓库方面，已准备仓库结构、.gitignore 与提交记录（GIT_COMMIT_RECORD.md，含精确 git 命令与计划提交历史）；由于本次执行环境未安装 Git，实际 git init/commit/push 需在装有 Git 的机器上按该记录执行。两个课后项目的任务清单见“课后任务清单.md”，分别列出差异表达分析与医疗对话整理两个 Skill 的任务、验收标准与提交物。</w:t>
+        <w:t>本地仓库方面，已使用 GitHub Copilot 自带的 Git 2.56.0 在提交文件夹内完成 git init，并建立 7 条提交（含真实提交哈希，详见 GIT_COMMIT_RECORD.md）；仅剩“推送到 GitHub”需使用本人账号完成。两个课后项目的任务清单见“课后任务清单.md”，分别列出差异表达分析与医疗对话整理两个 Skill 的任务、验收标准与提交物。</w:t>
       </w:r>
     </w:p>
     <w:p>

--- a/实验报告.docx
+++ b/实验报告.docx
@@ -4228,7 +4228,7 @@
           <w:i w:val="0"/>
           <w:sz w:val="24"/>
         </w:rPr>
-        <w:t>本地仓库方面，已使用 GitHub Copilot 自带的 Git 2.56.0 在提交文件夹内完成 git init，并建立 7 条提交（含真实提交哈希，详见 GIT_COMMIT_RECORD.md）；仅剩“推送到 GitHub”需使用本人账号完成。两个课后项目的任务清单见“课后任务清单.md”，分别列出差异表达分析与医疗对话整理两个 Skill 的任务、验收标准与提交物。</w:t>
+        <w:t>本地仓库方面，已使用 GitHub Copilot 自带的 Git 2.56.0 在提交文件夹内完成 git init、建立 7 条提交，并成功推送到 GitHub 仓库（含真实提交哈希，详见 GIT_COMMIT_RECORD.md）。两个课后项目的任务清单见“课后任务清单.md”，分别列出差异表达分析与医疗对话整理两个 Skill 的任务、验收标准与提交物。</w:t>
       </w:r>
     </w:p>
     <w:p>
@@ -4243,7 +4243,7 @@
           <w:i w:val="0"/>
           <w:sz w:val="24"/>
         </w:rPr>
-        <w:t>GitHub 仓库链接：________________________（发布后填写真实地址）。</w:t>
+        <w:t>GitHub 仓库链接：https://github.com/18sama/2024187007-agent-lab</w:t>
       </w:r>
     </w:p>
     <w:p>

--- a/实验报告.docx
+++ b/实验报告.docx
@@ -1087,6 +1087,61 @@
     </w:p>
     <w:p>
       <w:pPr>
+        <w:spacing w:before="120" w:after="0"/>
+        <w:jc w:val="center"/>
+      </w:pPr>
+      <w:r>
+        <w:drawing>
+          <wp:inline xmlns:a="http://schemas.openxmlformats.org/drawingml/2006/main" xmlns:pic="http://schemas.openxmlformats.org/drawingml/2006/picture">
+            <wp:extent cx="4389120" cy="5108936"/>
+            <wp:docPr id="1" name="Picture 1"/>
+            <wp:cNvGraphicFramePr>
+              <a:graphicFrameLocks noChangeAspect="1"/>
+            </wp:cNvGraphicFramePr>
+            <a:graphic>
+              <a:graphicData uri="http://schemas.openxmlformats.org/drawingml/2006/picture">
+                <pic:pic>
+                  <pic:nvPicPr>
+                    <pic:cNvPr id="0" name="04_ccswitch_edit_dialog.jpg"/>
+                    <pic:cNvPicPr/>
+                  </pic:nvPicPr>
+                  <pic:blipFill>
+                    <a:blip r:embed="rId9"/>
+                    <a:stretch>
+                      <a:fillRect/>
+                    </a:stretch>
+                  </pic:blipFill>
+                  <pic:spPr>
+                    <a:xfrm>
+                      <a:off x="0" y="0"/>
+                      <a:ext cx="4389120" cy="5108936"/>
+                    </a:xfrm>
+                    <a:prstGeom prst="rect"/>
+                  </pic:spPr>
+                </pic:pic>
+              </a:graphicData>
+            </a:graphic>
+          </wp:inline>
+        </w:drawing>
+      </w:r>
+    </w:p>
+    <w:p>
+      <w:pPr>
+        <w:spacing w:before="80" w:after="200"/>
+        <w:jc w:val="center"/>
+      </w:pPr>
+      <w:r>
+        <w:rPr>
+          <w:rFonts w:ascii="Times New Roman" w:hAnsi="Times New Roman" w:eastAsia="宋体"/>
+          <w:b/>
+          <w:i w:val="0"/>
+          <w:sz w:val="21"/>
+        </w:rPr>
+        <w:t>图 2  DeepSeek 供应商配置：请求地址与模型映射</w:t>
+      </w:r>
+    </w:p>
+    <w:p>
+      <w:pPr>
         <w:spacing w:before="240" w:after="120"/>
       </w:pPr>
       <w:r>
@@ -1143,6 +1198,61 @@
           <w:sz w:val="24"/>
         </w:rPr>
         <w:t>（3）与网页 Chat 对比：将同样的提示词发送给网页 Chat，其只能“回复一段文字”，无法在本地指定文件夹中创建文件。两者的本质区别在于：网页 Chat 仅有文本生成能力，而 Agent 拥有工具调用（tool call）能力，能够操作本地文件系统、执行脚本并回读结果。</w:t>
+      </w:r>
+    </w:p>
+    <w:p>
+      <w:pPr>
+        <w:spacing w:before="120" w:after="0"/>
+        <w:jc w:val="center"/>
+      </w:pPr>
+      <w:r>
+        <w:drawing>
+          <wp:inline xmlns:a="http://schemas.openxmlformats.org/drawingml/2006/main" xmlns:pic="http://schemas.openxmlformats.org/drawingml/2006/picture">
+            <wp:extent cx="2286000" cy="4897464"/>
+            <wp:docPr id="2" name="Picture 2"/>
+            <wp:cNvGraphicFramePr>
+              <a:graphicFrameLocks noChangeAspect="1"/>
+            </wp:cNvGraphicFramePr>
+            <a:graphic>
+              <a:graphicData uri="http://schemas.openxmlformats.org/drawingml/2006/picture">
+                <pic:pic>
+                  <pic:nvPicPr>
+                    <pic:cNvPr id="0" name="10_connection_ok.jpg"/>
+                    <pic:cNvPicPr/>
+                  </pic:nvPicPr>
+                  <pic:blipFill>
+                    <a:blip r:embed="rId10"/>
+                    <a:stretch>
+                      <a:fillRect/>
+                    </a:stretch>
+                  </pic:blipFill>
+                  <pic:spPr>
+                    <a:xfrm>
+                      <a:off x="0" y="0"/>
+                      <a:ext cx="2286000" cy="4897464"/>
+                    </a:xfrm>
+                    <a:prstGeom prst="rect"/>
+                  </pic:spPr>
+                </pic:pic>
+              </a:graphicData>
+            </a:graphic>
+          </wp:inline>
+        </w:drawing>
+      </w:r>
+    </w:p>
+    <w:p>
+      <w:pPr>
+        <w:spacing w:before="80" w:after="200"/>
+        <w:jc w:val="center"/>
+      </w:pPr>
+      <w:r>
+        <w:rPr>
+          <w:rFonts w:ascii="Times New Roman" w:hAnsi="Times New Roman" w:eastAsia="宋体"/>
+          <w:b/>
+          <w:i w:val="0"/>
+          <w:sz w:val="21"/>
+        </w:rPr>
+        <w:t>图 3  connection_ok.txt 创建并回读成功</w:t>
       </w:r>
     </w:p>
     <w:p>
@@ -1631,7 +1741,7 @@
         <w:drawing>
           <wp:inline xmlns:a="http://schemas.openxmlformats.org/drawingml/2006/main" xmlns:pic="http://schemas.openxmlformats.org/drawingml/2006/picture">
             <wp:extent cx="4937760" cy="4279392"/>
-            <wp:docPr id="1" name="Picture 1"/>
+            <wp:docPr id="3" name="Picture 3"/>
             <wp:cNvGraphicFramePr>
               <a:graphicFrameLocks noChangeAspect="1"/>
             </wp:cNvGraphicFramePr>
@@ -1643,7 +1753,7 @@
                     <pic:cNvPicPr/>
                   </pic:nvPicPr>
                   <pic:blipFill>
-                    <a:blip r:embed="rId9"/>
+                    <a:blip r:embed="rId11"/>
                     <a:stretch>
                       <a:fillRect/>
                     </a:stretch>
@@ -3637,6 +3747,61 @@
     </w:tbl>
     <w:p>
       <w:pPr>
+        <w:spacing w:before="120" w:after="0"/>
+        <w:jc w:val="center"/>
+      </w:pPr>
+      <w:r>
+        <w:drawing>
+          <wp:inline xmlns:a="http://schemas.openxmlformats.org/drawingml/2006/main" xmlns:pic="http://schemas.openxmlformats.org/drawingml/2006/picture">
+            <wp:extent cx="3840480" cy="4612416"/>
+            <wp:docPr id="4" name="Picture 4"/>
+            <wp:cNvGraphicFramePr>
+              <a:graphicFrameLocks noChangeAspect="1"/>
+            </wp:cNvGraphicFramePr>
+            <a:graphic>
+              <a:graphicData uri="http://schemas.openxmlformats.org/drawingml/2006/picture">
+                <pic:pic>
+                  <pic:nvPicPr>
+                    <pic:cNvPr id="0" name="11_deg_analysis.jpg"/>
+                    <pic:cNvPicPr/>
+                  </pic:nvPicPr>
+                  <pic:blipFill>
+                    <a:blip r:embed="rId12"/>
+                    <a:stretch>
+                      <a:fillRect/>
+                    </a:stretch>
+                  </pic:blipFill>
+                  <pic:spPr>
+                    <a:xfrm>
+                      <a:off x="0" y="0"/>
+                      <a:ext cx="3840480" cy="4612416"/>
+                    </a:xfrm>
+                    <a:prstGeom prst="rect"/>
+                  </pic:spPr>
+                </pic:pic>
+              </a:graphicData>
+            </a:graphic>
+          </wp:inline>
+        </w:drawing>
+      </w:r>
+    </w:p>
+    <w:p>
+      <w:pPr>
+        <w:spacing w:before="80" w:after="200"/>
+        <w:jc w:val="center"/>
+      </w:pPr>
+      <w:r>
+        <w:rPr>
+          <w:rFonts w:ascii="Times New Roman" w:hAnsi="Times New Roman" w:eastAsia="宋体"/>
+          <w:b/>
+          <w:i w:val="0"/>
+          <w:sz w:val="21"/>
+        </w:rPr>
+        <w:t>图 4  /deg-analysis 在 Claude Code 中运行结果</w:t>
+      </w:r>
+    </w:p>
+    <w:p>
+      <w:pPr>
         <w:spacing w:before="160" w:after="120"/>
       </w:pPr>
       <w:r>
@@ -3813,6 +3978,61 @@
           <w:sz w:val="21"/>
         </w:rPr>
         <w:t>问题 7｜患者问：那我是不是得了高血压？｜医生答：单次测量还不能下诊断……</w:t>
+      </w:r>
+    </w:p>
+    <w:p>
+      <w:pPr>
+        <w:spacing w:before="120" w:after="0"/>
+        <w:jc w:val="center"/>
+      </w:pPr>
+      <w:r>
+        <w:drawing>
+          <wp:inline xmlns:a="http://schemas.openxmlformats.org/drawingml/2006/main" xmlns:pic="http://schemas.openxmlformats.org/drawingml/2006/picture">
+            <wp:extent cx="3840480" cy="4612416"/>
+            <wp:docPr id="5" name="Picture 5"/>
+            <wp:cNvGraphicFramePr>
+              <a:graphicFrameLocks noChangeAspect="1"/>
+            </wp:cNvGraphicFramePr>
+            <a:graphic>
+              <a:graphicData uri="http://schemas.openxmlformats.org/drawingml/2006/picture">
+                <pic:pic>
+                  <pic:nvPicPr>
+                    <pic:cNvPr id="0" name="12_dialog_qa.jpg"/>
+                    <pic:cNvPicPr/>
+                  </pic:nvPicPr>
+                  <pic:blipFill>
+                    <a:blip r:embed="rId13"/>
+                    <a:stretch>
+                      <a:fillRect/>
+                    </a:stretch>
+                  </pic:blipFill>
+                  <pic:spPr>
+                    <a:xfrm>
+                      <a:off x="0" y="0"/>
+                      <a:ext cx="3840480" cy="4612416"/>
+                    </a:xfrm>
+                    <a:prstGeom prst="rect"/>
+                  </pic:spPr>
+                </pic:pic>
+              </a:graphicData>
+            </a:graphic>
+          </wp:inline>
+        </w:drawing>
+      </w:r>
+    </w:p>
+    <w:p>
+      <w:pPr>
+        <w:spacing w:before="80" w:after="200"/>
+        <w:jc w:val="center"/>
+      </w:pPr>
+      <w:r>
+        <w:rPr>
+          <w:rFonts w:ascii="Times New Roman" w:hAnsi="Times New Roman" w:eastAsia="宋体"/>
+          <w:b/>
+          <w:i w:val="0"/>
+          <w:sz w:val="21"/>
+        </w:rPr>
+        <w:t>图 5  /medical-dialog-qa 在 Claude Code 中运行结果</w:t>
       </w:r>
     </w:p>
     <w:p>
@@ -4244,6 +4464,61 @@
           <w:sz w:val="24"/>
         </w:rPr>
         <w:t>GitHub 仓库链接：https://github.com/18sama/2024187007-agent-lab</w:t>
+      </w:r>
+    </w:p>
+    <w:p>
+      <w:pPr>
+        <w:spacing w:before="120" w:after="0"/>
+        <w:jc w:val="center"/>
+      </w:pPr>
+      <w:r>
+        <w:drawing>
+          <wp:inline xmlns:a="http://schemas.openxmlformats.org/drawingml/2006/main" xmlns:pic="http://schemas.openxmlformats.org/drawingml/2006/picture">
+            <wp:extent cx="3840480" cy="4612416"/>
+            <wp:docPr id="6" name="Picture 6"/>
+            <wp:cNvGraphicFramePr>
+              <a:graphicFrameLocks noChangeAspect="1"/>
+            </wp:cNvGraphicFramePr>
+            <a:graphic>
+              <a:graphicData uri="http://schemas.openxmlformats.org/drawingml/2006/picture">
+                <pic:pic>
+                  <pic:nvPicPr>
+                    <pic:cNvPr id="0" name="14_push_success.jpg"/>
+                    <pic:cNvPicPr/>
+                  </pic:nvPicPr>
+                  <pic:blipFill>
+                    <a:blip r:embed="rId14"/>
+                    <a:stretch>
+                      <a:fillRect/>
+                    </a:stretch>
+                  </pic:blipFill>
+                  <pic:spPr>
+                    <a:xfrm>
+                      <a:off x="0" y="0"/>
+                      <a:ext cx="3840480" cy="4612416"/>
+                    </a:xfrm>
+                    <a:prstGeom prst="rect"/>
+                  </pic:spPr>
+                </pic:pic>
+              </a:graphicData>
+            </a:graphic>
+          </wp:inline>
+        </w:drawing>
+      </w:r>
+    </w:p>
+    <w:p>
+      <w:pPr>
+        <w:spacing w:before="80" w:after="200"/>
+        <w:jc w:val="center"/>
+      </w:pPr>
+      <w:r>
+        <w:rPr>
+          <w:rFonts w:ascii="Times New Roman" w:hAnsi="Times New Roman" w:eastAsia="宋体"/>
+          <w:b/>
+          <w:i w:val="0"/>
+          <w:sz w:val="21"/>
+        </w:rPr>
+        <w:t>图 6  git push 成功（main -&gt; main）</w:t>
       </w:r>
     </w:p>
     <w:p>
@@ -4951,7 +5226,807 @@
           <w:i w:val="0"/>
           <w:sz w:val="24"/>
         </w:rPr>
-        <w:t>第 5 步 · 存档：把打码截图放入 outputs/screenshots/，报告与 README 中密钥一律写 sk-****。</w:t>
+        <w:t>第 5 步 · 存档：把过程截图放入 outputs/screenshots/（API Key 由 CC Switch 界面以圆点遮罩，无需额外打码；但不要截图 ~/.claude/settings.json）。</w:t>
+      </w:r>
+    </w:p>
+    <w:p>
+      <w:pPr>
+        <w:spacing w:before="240" w:after="120"/>
+      </w:pPr>
+      <w:r>
+        <w:rPr>
+          <w:rFonts w:ascii="Times New Roman" w:hAnsi="Times New Roman" w:eastAsia="宋体"/>
+          <w:b/>
+          <w:i w:val="0"/>
+          <w:color w:val="1F3B73"/>
+          <w:sz w:val="32"/>
+        </w:rPr>
+        <w:t>十一、附录三：实验过程截图（按时间顺序）</w:t>
+      </w:r>
+    </w:p>
+    <w:p>
+      <w:pPr>
+        <w:spacing w:after="120"/>
+        <w:ind w:firstLine="480"/>
+      </w:pPr>
+      <w:r>
+        <w:rPr>
+          <w:rFonts w:ascii="Times New Roman" w:hAnsi="Times New Roman" w:eastAsia="宋体"/>
+          <w:b w:val="0"/>
+          <w:i w:val="0"/>
+          <w:sz w:val="24"/>
+        </w:rPr>
+        <w:t>以下截图完整记录了从环境配置、扩展安装到两个 Skill 运行与 GitHub 推送的全过程。其中 API Key 一栏由 CC Switch 界面自身以圆点遮罩，未暴露明文。</w:t>
+      </w:r>
+    </w:p>
+    <w:p>
+      <w:pPr>
+        <w:spacing w:before="120" w:after="0"/>
+        <w:jc w:val="center"/>
+      </w:pPr>
+      <w:r>
+        <w:drawing>
+          <wp:inline xmlns:a="http://schemas.openxmlformats.org/drawingml/2006/main" xmlns:pic="http://schemas.openxmlformats.org/drawingml/2006/picture">
+            <wp:extent cx="4206240" cy="2523744"/>
+            <wp:docPr id="7" name="Picture 7"/>
+            <wp:cNvGraphicFramePr>
+              <a:graphicFrameLocks noChangeAspect="1"/>
+            </wp:cNvGraphicFramePr>
+            <a:graphic>
+              <a:graphicData uri="http://schemas.openxmlformats.org/drawingml/2006/picture">
+                <pic:pic>
+                  <pic:nvPicPr>
+                    <pic:cNvPr id="0" name="01_ccswitch_website.jpg"/>
+                    <pic:cNvPicPr/>
+                  </pic:nvPicPr>
+                  <pic:blipFill>
+                    <a:blip r:embed="rId15"/>
+                    <a:stretch>
+                      <a:fillRect/>
+                    </a:stretch>
+                  </pic:blipFill>
+                  <pic:spPr>
+                    <a:xfrm>
+                      <a:off x="0" y="0"/>
+                      <a:ext cx="4206240" cy="2523744"/>
+                    </a:xfrm>
+                    <a:prstGeom prst="rect"/>
+                  </pic:spPr>
+                </pic:pic>
+              </a:graphicData>
+            </a:graphic>
+          </wp:inline>
+        </w:drawing>
+      </w:r>
+    </w:p>
+    <w:p>
+      <w:pPr>
+        <w:spacing w:before="80" w:after="200"/>
+        <w:jc w:val="center"/>
+      </w:pPr>
+      <w:r>
+        <w:rPr>
+          <w:rFonts w:ascii="Times New Roman" w:hAnsi="Times New Roman" w:eastAsia="宋体"/>
+          <w:b/>
+          <w:i w:val="0"/>
+          <w:sz w:val="21"/>
+        </w:rPr>
+        <w:t>图 A1  CC Switch 官网首页（深色面板为宣传截图，不可点击）</w:t>
+      </w:r>
+    </w:p>
+    <w:p>
+      <w:pPr>
+        <w:spacing w:before="120" w:after="0"/>
+        <w:jc w:val="center"/>
+      </w:pPr>
+      <w:r>
+        <w:drawing>
+          <wp:inline xmlns:a="http://schemas.openxmlformats.org/drawingml/2006/main" xmlns:pic="http://schemas.openxmlformats.org/drawingml/2006/picture">
+            <wp:extent cx="3840480" cy="846720"/>
+            <wp:docPr id="8" name="Picture 8"/>
+            <wp:cNvGraphicFramePr>
+              <a:graphicFrameLocks noChangeAspect="1"/>
+            </wp:cNvGraphicFramePr>
+            <a:graphic>
+              <a:graphicData uri="http://schemas.openxmlformats.org/drawingml/2006/picture">
+                <pic:pic>
+                  <pic:nvPicPr>
+                    <pic:cNvPr id="0" name="02_download_warning.jpg"/>
+                    <pic:cNvPicPr/>
+                  </pic:nvPicPr>
+                  <pic:blipFill>
+                    <a:blip r:embed="rId16"/>
+                    <a:stretch>
+                      <a:fillRect/>
+                    </a:stretch>
+                  </pic:blipFill>
+                  <pic:spPr>
+                    <a:xfrm>
+                      <a:off x="0" y="0"/>
+                      <a:ext cx="3840480" cy="846720"/>
+                    </a:xfrm>
+                    <a:prstGeom prst="rect"/>
+                  </pic:spPr>
+                </pic:pic>
+              </a:graphicData>
+            </a:graphic>
+          </wp:inline>
+        </w:drawing>
+      </w:r>
+    </w:p>
+    <w:p>
+      <w:pPr>
+        <w:spacing w:before="80" w:after="200"/>
+        <w:jc w:val="center"/>
+      </w:pPr>
+      <w:r>
+        <w:rPr>
+          <w:rFonts w:ascii="Times New Roman" w:hAnsi="Times New Roman" w:eastAsia="宋体"/>
+          <w:b/>
+          <w:i w:val="0"/>
+          <w:sz w:val="21"/>
+        </w:rPr>
+        <w:t>图 A2  浏览器对 CC Switch 安装包的“不常见下载”提醒</w:t>
+      </w:r>
+    </w:p>
+    <w:p>
+      <w:pPr>
+        <w:spacing w:before="120" w:after="0"/>
+        <w:jc w:val="center"/>
+      </w:pPr>
+      <w:r>
+        <w:drawing>
+          <wp:inline xmlns:a="http://schemas.openxmlformats.org/drawingml/2006/main" xmlns:pic="http://schemas.openxmlformats.org/drawingml/2006/picture">
+            <wp:extent cx="4389120" cy="2589581"/>
+            <wp:docPr id="9" name="Picture 9"/>
+            <wp:cNvGraphicFramePr>
+              <a:graphicFrameLocks noChangeAspect="1"/>
+            </wp:cNvGraphicFramePr>
+            <a:graphic>
+              <a:graphicData uri="http://schemas.openxmlformats.org/drawingml/2006/picture">
+                <pic:pic>
+                  <pic:nvPicPr>
+                    <pic:cNvPr id="0" name="03_ccswitch_provider.jpg"/>
+                    <pic:cNvPicPr/>
+                  </pic:nvPicPr>
+                  <pic:blipFill>
+                    <a:blip r:embed="rId17"/>
+                    <a:stretch>
+                      <a:fillRect/>
+                    </a:stretch>
+                  </pic:blipFill>
+                  <pic:spPr>
+                    <a:xfrm>
+                      <a:off x="0" y="0"/>
+                      <a:ext cx="4389120" cy="2589581"/>
+                    </a:xfrm>
+                    <a:prstGeom prst="rect"/>
+                  </pic:spPr>
+                </pic:pic>
+              </a:graphicData>
+            </a:graphic>
+          </wp:inline>
+        </w:drawing>
+      </w:r>
+    </w:p>
+    <w:p>
+      <w:pPr>
+        <w:spacing w:before="80" w:after="200"/>
+        <w:jc w:val="center"/>
+      </w:pPr>
+      <w:r>
+        <w:rPr>
+          <w:rFonts w:ascii="Times New Roman" w:hAnsi="Times New Roman" w:eastAsia="宋体"/>
+          <w:b/>
+          <w:i w:val="0"/>
+          <w:sz w:val="21"/>
+        </w:rPr>
+        <w:t>图 A3  CC Switch 中已添加 DeepSeek 供应商（使用中）</w:t>
+      </w:r>
+    </w:p>
+    <w:p>
+      <w:pPr>
+        <w:spacing w:before="120" w:after="0"/>
+        <w:jc w:val="center"/>
+      </w:pPr>
+      <w:r>
+        <w:drawing>
+          <wp:inline xmlns:a="http://schemas.openxmlformats.org/drawingml/2006/main" xmlns:pic="http://schemas.openxmlformats.org/drawingml/2006/picture">
+            <wp:extent cx="4023360" cy="4683191"/>
+            <wp:docPr id="10" name="Picture 10"/>
+            <wp:cNvGraphicFramePr>
+              <a:graphicFrameLocks noChangeAspect="1"/>
+            </wp:cNvGraphicFramePr>
+            <a:graphic>
+              <a:graphicData uri="http://schemas.openxmlformats.org/drawingml/2006/picture">
+                <pic:pic>
+                  <pic:nvPicPr>
+                    <pic:cNvPr id="0" name="04_ccswitch_edit_dialog.jpg"/>
+                    <pic:cNvPicPr/>
+                  </pic:nvPicPr>
+                  <pic:blipFill>
+                    <a:blip r:embed="rId9"/>
+                    <a:stretch>
+                      <a:fillRect/>
+                    </a:stretch>
+                  </pic:blipFill>
+                  <pic:spPr>
+                    <a:xfrm>
+                      <a:off x="0" y="0"/>
+                      <a:ext cx="4023360" cy="4683191"/>
+                    </a:xfrm>
+                    <a:prstGeom prst="rect"/>
+                  </pic:spPr>
+                </pic:pic>
+              </a:graphicData>
+            </a:graphic>
+          </wp:inline>
+        </w:drawing>
+      </w:r>
+    </w:p>
+    <w:p>
+      <w:pPr>
+        <w:spacing w:before="80" w:after="200"/>
+        <w:jc w:val="center"/>
+      </w:pPr>
+      <w:r>
+        <w:rPr>
+          <w:rFonts w:ascii="Times New Roman" w:hAnsi="Times New Roman" w:eastAsia="宋体"/>
+          <w:b/>
+          <w:i w:val="0"/>
+          <w:sz w:val="21"/>
+        </w:rPr>
+        <w:t>图 A4  DeepSeek 供应商配置：请求地址与模型映射</w:t>
+      </w:r>
+    </w:p>
+    <w:p>
+      <w:pPr>
+        <w:spacing w:before="120" w:after="0"/>
+        <w:jc w:val="center"/>
+      </w:pPr>
+      <w:r>
+        <w:drawing>
+          <wp:inline xmlns:a="http://schemas.openxmlformats.org/drawingml/2006/main" xmlns:pic="http://schemas.openxmlformats.org/drawingml/2006/picture">
+            <wp:extent cx="3840480" cy="3133832"/>
+            <wp:docPr id="11" name="Picture 11"/>
+            <wp:cNvGraphicFramePr>
+              <a:graphicFrameLocks noChangeAspect="1"/>
+            </wp:cNvGraphicFramePr>
+            <a:graphic>
+              <a:graphicData uri="http://schemas.openxmlformats.org/drawingml/2006/picture">
+                <pic:pic>
+                  <pic:nvPicPr>
+                    <pic:cNvPr id="0" name="05_reload_window.jpg"/>
+                    <pic:cNvPicPr/>
+                  </pic:nvPicPr>
+                  <pic:blipFill>
+                    <a:blip r:embed="rId18"/>
+                    <a:stretch>
+                      <a:fillRect/>
+                    </a:stretch>
+                  </pic:blipFill>
+                  <pic:spPr>
+                    <a:xfrm>
+                      <a:off x="0" y="0"/>
+                      <a:ext cx="3840480" cy="3133832"/>
+                    </a:xfrm>
+                    <a:prstGeom prst="rect"/>
+                  </pic:spPr>
+                </pic:pic>
+              </a:graphicData>
+            </a:graphic>
+          </wp:inline>
+        </w:drawing>
+      </w:r>
+    </w:p>
+    <w:p>
+      <w:pPr>
+        <w:spacing w:before="80" w:after="200"/>
+        <w:jc w:val="center"/>
+      </w:pPr>
+      <w:r>
+        <w:rPr>
+          <w:rFonts w:ascii="Times New Roman" w:hAnsi="Times New Roman" w:eastAsia="宋体"/>
+          <w:b/>
+          <w:i w:val="0"/>
+          <w:sz w:val="21"/>
+        </w:rPr>
+        <w:t>图 A5  VS Code 命令面板中重载窗口</w:t>
+      </w:r>
+    </w:p>
+    <w:p>
+      <w:pPr>
+        <w:spacing w:before="120" w:after="0"/>
+        <w:jc w:val="center"/>
+      </w:pPr>
+      <w:r>
+        <w:drawing>
+          <wp:inline xmlns:a="http://schemas.openxmlformats.org/drawingml/2006/main" xmlns:pic="http://schemas.openxmlformats.org/drawingml/2006/picture">
+            <wp:extent cx="3657600" cy="4392778"/>
+            <wp:docPr id="12" name="Picture 12"/>
+            <wp:cNvGraphicFramePr>
+              <a:graphicFrameLocks noChangeAspect="1"/>
+            </wp:cNvGraphicFramePr>
+            <a:graphic>
+              <a:graphicData uri="http://schemas.openxmlformats.org/drawingml/2006/picture">
+                <pic:pic>
+                  <pic:nvPicPr>
+                    <pic:cNvPr id="0" name="06_extensions_market.jpg"/>
+                    <pic:cNvPicPr/>
+                  </pic:nvPicPr>
+                  <pic:blipFill>
+                    <a:blip r:embed="rId19"/>
+                    <a:stretch>
+                      <a:fillRect/>
+                    </a:stretch>
+                  </pic:blipFill>
+                  <pic:spPr>
+                    <a:xfrm>
+                      <a:off x="0" y="0"/>
+                      <a:ext cx="3657600" cy="4392778"/>
+                    </a:xfrm>
+                    <a:prstGeom prst="rect"/>
+                  </pic:spPr>
+                </pic:pic>
+              </a:graphicData>
+            </a:graphic>
+          </wp:inline>
+        </w:drawing>
+      </w:r>
+    </w:p>
+    <w:p>
+      <w:pPr>
+        <w:spacing w:before="80" w:after="200"/>
+        <w:jc w:val="center"/>
+      </w:pPr>
+      <w:r>
+        <w:rPr>
+          <w:rFonts w:ascii="Times New Roman" w:hAnsi="Times New Roman" w:eastAsia="宋体"/>
+          <w:b/>
+          <w:i w:val="0"/>
+          <w:sz w:val="21"/>
+        </w:rPr>
+        <w:t>图 A6  扩展市场搜索 Claude Code（未安装状态）</w:t>
+      </w:r>
+    </w:p>
+    <w:p>
+      <w:pPr>
+        <w:spacing w:before="120" w:after="0"/>
+        <w:jc w:val="center"/>
+      </w:pPr>
+      <w:r>
+        <w:drawing>
+          <wp:inline xmlns:a="http://schemas.openxmlformats.org/drawingml/2006/main" xmlns:pic="http://schemas.openxmlformats.org/drawingml/2006/picture">
+            <wp:extent cx="3657600" cy="4392778"/>
+            <wp:docPr id="13" name="Picture 13"/>
+            <wp:cNvGraphicFramePr>
+              <a:graphicFrameLocks noChangeAspect="1"/>
+            </wp:cNvGraphicFramePr>
+            <a:graphic>
+              <a:graphicData uri="http://schemas.openxmlformats.org/drawingml/2006/picture">
+                <pic:pic>
+                  <pic:nvPicPr>
+                    <pic:cNvPr id="0" name="07_extension_installed.jpg"/>
+                    <pic:cNvPicPr/>
+                  </pic:nvPicPr>
+                  <pic:blipFill>
+                    <a:blip r:embed="rId20"/>
+                    <a:stretch>
+                      <a:fillRect/>
+                    </a:stretch>
+                  </pic:blipFill>
+                  <pic:spPr>
+                    <a:xfrm>
+                      <a:off x="0" y="0"/>
+                      <a:ext cx="3657600" cy="4392778"/>
+                    </a:xfrm>
+                    <a:prstGeom prst="rect"/>
+                  </pic:spPr>
+                </pic:pic>
+              </a:graphicData>
+            </a:graphic>
+          </wp:inline>
+        </w:drawing>
+      </w:r>
+    </w:p>
+    <w:p>
+      <w:pPr>
+        <w:spacing w:before="80" w:after="200"/>
+        <w:jc w:val="center"/>
+      </w:pPr>
+      <w:r>
+        <w:rPr>
+          <w:rFonts w:ascii="Times New Roman" w:hAnsi="Times New Roman" w:eastAsia="宋体"/>
+          <w:b/>
+          <w:i w:val="0"/>
+          <w:sz w:val="21"/>
+        </w:rPr>
+        <w:t>图 A7  Claude Code 扩展已安装</w:t>
+      </w:r>
+    </w:p>
+    <w:p>
+      <w:pPr>
+        <w:spacing w:before="120" w:after="0"/>
+        <w:jc w:val="center"/>
+      </w:pPr>
+      <w:r>
+        <w:drawing>
+          <wp:inline xmlns:a="http://schemas.openxmlformats.org/drawingml/2006/main" xmlns:pic="http://schemas.openxmlformats.org/drawingml/2006/picture">
+            <wp:extent cx="3657600" cy="4392778"/>
+            <wp:docPr id="14" name="Picture 14"/>
+            <wp:cNvGraphicFramePr>
+              <a:graphicFrameLocks noChangeAspect="1"/>
+            </wp:cNvGraphicFramePr>
+            <a:graphic>
+              <a:graphicData uri="http://schemas.openxmlformats.org/drawingml/2006/picture">
+                <pic:pic>
+                  <pic:nvPicPr>
+                    <pic:cNvPr id="0" name="08_connection_test.jpg"/>
+                    <pic:cNvPicPr/>
+                  </pic:nvPicPr>
+                  <pic:blipFill>
+                    <a:blip r:embed="rId21"/>
+                    <a:stretch>
+                      <a:fillRect/>
+                    </a:stretch>
+                  </pic:blipFill>
+                  <pic:spPr>
+                    <a:xfrm>
+                      <a:off x="0" y="0"/>
+                      <a:ext cx="3657600" cy="4392778"/>
+                    </a:xfrm>
+                    <a:prstGeom prst="rect"/>
+                  </pic:spPr>
+                </pic:pic>
+              </a:graphicData>
+            </a:graphic>
+          </wp:inline>
+        </w:drawing>
+      </w:r>
+    </w:p>
+    <w:p>
+      <w:pPr>
+        <w:spacing w:before="80" w:after="200"/>
+        <w:jc w:val="center"/>
+      </w:pPr>
+      <w:r>
+        <w:rPr>
+          <w:rFonts w:ascii="Times New Roman" w:hAnsi="Times New Roman" w:eastAsia="宋体"/>
+          <w:b/>
+          <w:i w:val="0"/>
+          <w:sz w:val="21"/>
+        </w:rPr>
+        <w:t>图 A8  Claude Code 执行中（Manifesting）</w:t>
+      </w:r>
+    </w:p>
+    <w:p>
+      <w:pPr>
+        <w:spacing w:before="120" w:after="0"/>
+        <w:jc w:val="center"/>
+      </w:pPr>
+      <w:r>
+        <w:drawing>
+          <wp:inline xmlns:a="http://schemas.openxmlformats.org/drawingml/2006/main" xmlns:pic="http://schemas.openxmlformats.org/drawingml/2006/picture">
+            <wp:extent cx="2286000" cy="4783947"/>
+            <wp:docPr id="15" name="Picture 15"/>
+            <wp:cNvGraphicFramePr>
+              <a:graphicFrameLocks noChangeAspect="1"/>
+            </wp:cNvGraphicFramePr>
+            <a:graphic>
+              <a:graphicData uri="http://schemas.openxmlformats.org/drawingml/2006/picture">
+                <pic:pic>
+                  <pic:nvPicPr>
+                    <pic:cNvPr id="0" name="09_login_prompt.jpg"/>
+                    <pic:cNvPicPr/>
+                  </pic:nvPicPr>
+                  <pic:blipFill>
+                    <a:blip r:embed="rId22"/>
+                    <a:stretch>
+                      <a:fillRect/>
+                    </a:stretch>
+                  </pic:blipFill>
+                  <pic:spPr>
+                    <a:xfrm>
+                      <a:off x="0" y="0"/>
+                      <a:ext cx="2286000" cy="4783947"/>
+                    </a:xfrm>
+                    <a:prstGeom prst="rect"/>
+                  </pic:spPr>
+                </pic:pic>
+              </a:graphicData>
+            </a:graphic>
+          </wp:inline>
+        </w:drawing>
+      </w:r>
+    </w:p>
+    <w:p>
+      <w:pPr>
+        <w:spacing w:before="80" w:after="200"/>
+        <w:jc w:val="center"/>
+      </w:pPr>
+      <w:r>
+        <w:rPr>
+          <w:rFonts w:ascii="Times New Roman" w:hAnsi="Times New Roman" w:eastAsia="宋体"/>
+          <w:b/>
+          <w:i w:val="0"/>
+          <w:sz w:val="21"/>
+        </w:rPr>
+        <w:t>图 A9  Claude Code 登录提示（配置未生效时的现象）</w:t>
+      </w:r>
+    </w:p>
+    <w:p>
+      <w:pPr>
+        <w:spacing w:before="120" w:after="0"/>
+        <w:jc w:val="center"/>
+      </w:pPr>
+      <w:r>
+        <w:drawing>
+          <wp:inline xmlns:a="http://schemas.openxmlformats.org/drawingml/2006/main" xmlns:pic="http://schemas.openxmlformats.org/drawingml/2006/picture">
+            <wp:extent cx="2286000" cy="4897464"/>
+            <wp:docPr id="16" name="Picture 16"/>
+            <wp:cNvGraphicFramePr>
+              <a:graphicFrameLocks noChangeAspect="1"/>
+            </wp:cNvGraphicFramePr>
+            <a:graphic>
+              <a:graphicData uri="http://schemas.openxmlformats.org/drawingml/2006/picture">
+                <pic:pic>
+                  <pic:nvPicPr>
+                    <pic:cNvPr id="0" name="10_connection_ok.jpg"/>
+                    <pic:cNvPicPr/>
+                  </pic:nvPicPr>
+                  <pic:blipFill>
+                    <a:blip r:embed="rId10"/>
+                    <a:stretch>
+                      <a:fillRect/>
+                    </a:stretch>
+                  </pic:blipFill>
+                  <pic:spPr>
+                    <a:xfrm>
+                      <a:off x="0" y="0"/>
+                      <a:ext cx="2286000" cy="4897464"/>
+                    </a:xfrm>
+                    <a:prstGeom prst="rect"/>
+                  </pic:spPr>
+                </pic:pic>
+              </a:graphicData>
+            </a:graphic>
+          </wp:inline>
+        </w:drawing>
+      </w:r>
+    </w:p>
+    <w:p>
+      <w:pPr>
+        <w:spacing w:before="80" w:after="200"/>
+        <w:jc w:val="center"/>
+      </w:pPr>
+      <w:r>
+        <w:rPr>
+          <w:rFonts w:ascii="Times New Roman" w:hAnsi="Times New Roman" w:eastAsia="宋体"/>
+          <w:b/>
+          <w:i w:val="0"/>
+          <w:sz w:val="21"/>
+        </w:rPr>
+        <w:t>图 A10  connection_ok.txt 创建并回读成功</w:t>
+      </w:r>
+    </w:p>
+    <w:p>
+      <w:pPr>
+        <w:spacing w:before="120" w:after="0"/>
+        <w:jc w:val="center"/>
+      </w:pPr>
+      <w:r>
+        <w:drawing>
+          <wp:inline xmlns:a="http://schemas.openxmlformats.org/drawingml/2006/main" xmlns:pic="http://schemas.openxmlformats.org/drawingml/2006/picture">
+            <wp:extent cx="3657600" cy="4392778"/>
+            <wp:docPr id="17" name="Picture 17"/>
+            <wp:cNvGraphicFramePr>
+              <a:graphicFrameLocks noChangeAspect="1"/>
+            </wp:cNvGraphicFramePr>
+            <a:graphic>
+              <a:graphicData uri="http://schemas.openxmlformats.org/drawingml/2006/picture">
+                <pic:pic>
+                  <pic:nvPicPr>
+                    <pic:cNvPr id="0" name="11_deg_analysis.jpg"/>
+                    <pic:cNvPicPr/>
+                  </pic:nvPicPr>
+                  <pic:blipFill>
+                    <a:blip r:embed="rId12"/>
+                    <a:stretch>
+                      <a:fillRect/>
+                    </a:stretch>
+                  </pic:blipFill>
+                  <pic:spPr>
+                    <a:xfrm>
+                      <a:off x="0" y="0"/>
+                      <a:ext cx="3657600" cy="4392778"/>
+                    </a:xfrm>
+                    <a:prstGeom prst="rect"/>
+                  </pic:spPr>
+                </pic:pic>
+              </a:graphicData>
+            </a:graphic>
+          </wp:inline>
+        </w:drawing>
+      </w:r>
+    </w:p>
+    <w:p>
+      <w:pPr>
+        <w:spacing w:before="80" w:after="200"/>
+        <w:jc w:val="center"/>
+      </w:pPr>
+      <w:r>
+        <w:rPr>
+          <w:rFonts w:ascii="Times New Roman" w:hAnsi="Times New Roman" w:eastAsia="宋体"/>
+          <w:b/>
+          <w:i w:val="0"/>
+          <w:sz w:val="21"/>
+        </w:rPr>
+        <w:t>图 A11  /deg-analysis 运行结果</w:t>
+      </w:r>
+    </w:p>
+    <w:p>
+      <w:pPr>
+        <w:spacing w:before="120" w:after="0"/>
+        <w:jc w:val="center"/>
+      </w:pPr>
+      <w:r>
+        <w:drawing>
+          <wp:inline xmlns:a="http://schemas.openxmlformats.org/drawingml/2006/main" xmlns:pic="http://schemas.openxmlformats.org/drawingml/2006/picture">
+            <wp:extent cx="3657600" cy="4392778"/>
+            <wp:docPr id="18" name="Picture 18"/>
+            <wp:cNvGraphicFramePr>
+              <a:graphicFrameLocks noChangeAspect="1"/>
+            </wp:cNvGraphicFramePr>
+            <a:graphic>
+              <a:graphicData uri="http://schemas.openxmlformats.org/drawingml/2006/picture">
+                <pic:pic>
+                  <pic:nvPicPr>
+                    <pic:cNvPr id="0" name="12_dialog_qa.jpg"/>
+                    <pic:cNvPicPr/>
+                  </pic:nvPicPr>
+                  <pic:blipFill>
+                    <a:blip r:embed="rId13"/>
+                    <a:stretch>
+                      <a:fillRect/>
+                    </a:stretch>
+                  </pic:blipFill>
+                  <pic:spPr>
+                    <a:xfrm>
+                      <a:off x="0" y="0"/>
+                      <a:ext cx="3657600" cy="4392778"/>
+                    </a:xfrm>
+                    <a:prstGeom prst="rect"/>
+                  </pic:spPr>
+                </pic:pic>
+              </a:graphicData>
+            </a:graphic>
+          </wp:inline>
+        </w:drawing>
+      </w:r>
+    </w:p>
+    <w:p>
+      <w:pPr>
+        <w:spacing w:before="80" w:after="200"/>
+        <w:jc w:val="center"/>
+      </w:pPr>
+      <w:r>
+        <w:rPr>
+          <w:rFonts w:ascii="Times New Roman" w:hAnsi="Times New Roman" w:eastAsia="宋体"/>
+          <w:b/>
+          <w:i w:val="0"/>
+          <w:sz w:val="21"/>
+        </w:rPr>
+        <w:t>图 A12  /medical-dialog-qa 运行结果</w:t>
+      </w:r>
+    </w:p>
+    <w:p>
+      <w:pPr>
+        <w:spacing w:before="120" w:after="0"/>
+        <w:jc w:val="center"/>
+      </w:pPr>
+      <w:r>
+        <w:drawing>
+          <wp:inline xmlns:a="http://schemas.openxmlformats.org/drawingml/2006/main" xmlns:pic="http://schemas.openxmlformats.org/drawingml/2006/picture">
+            <wp:extent cx="4389120" cy="3046049"/>
+            <wp:docPr id="19" name="Picture 19"/>
+            <wp:cNvGraphicFramePr>
+              <a:graphicFrameLocks noChangeAspect="1"/>
+            </wp:cNvGraphicFramePr>
+            <a:graphic>
+              <a:graphicData uri="http://schemas.openxmlformats.org/drawingml/2006/picture">
+                <pic:pic>
+                  <pic:nvPicPr>
+                    <pic:cNvPr id="0" name="13_copilot_chat.jpg"/>
+                    <pic:cNvPicPr/>
+                  </pic:nvPicPr>
+                  <pic:blipFill>
+                    <a:blip r:embed="rId23"/>
+                    <a:stretch>
+                      <a:fillRect/>
+                    </a:stretch>
+                  </pic:blipFill>
+                  <pic:spPr>
+                    <a:xfrm>
+                      <a:off x="0" y="0"/>
+                      <a:ext cx="4389120" cy="3046049"/>
+                    </a:xfrm>
+                    <a:prstGeom prst="rect"/>
+                  </pic:spPr>
+                </pic:pic>
+              </a:graphicData>
+            </a:graphic>
+          </wp:inline>
+        </w:drawing>
+      </w:r>
+    </w:p>
+    <w:p>
+      <w:pPr>
+        <w:spacing w:before="80" w:after="200"/>
+        <w:jc w:val="center"/>
+      </w:pPr>
+      <w:r>
+        <w:rPr>
+          <w:rFonts w:ascii="Times New Roman" w:hAnsi="Times New Roman" w:eastAsia="宋体"/>
+          <w:b/>
+          <w:i w:val="0"/>
+          <w:sz w:val="21"/>
+        </w:rPr>
+        <w:t>图 A13  误将命令粘到 Copilot 聊天框（不会执行）</w:t>
+      </w:r>
+    </w:p>
+    <w:p>
+      <w:pPr>
+        <w:spacing w:before="120" w:after="0"/>
+        <w:jc w:val="center"/>
+      </w:pPr>
+      <w:r>
+        <w:drawing>
+          <wp:inline xmlns:a="http://schemas.openxmlformats.org/drawingml/2006/main" xmlns:pic="http://schemas.openxmlformats.org/drawingml/2006/picture">
+            <wp:extent cx="3657600" cy="4392778"/>
+            <wp:docPr id="20" name="Picture 20"/>
+            <wp:cNvGraphicFramePr>
+              <a:graphicFrameLocks noChangeAspect="1"/>
+            </wp:cNvGraphicFramePr>
+            <a:graphic>
+              <a:graphicData uri="http://schemas.openxmlformats.org/drawingml/2006/picture">
+                <pic:pic>
+                  <pic:nvPicPr>
+                    <pic:cNvPr id="0" name="14_push_success.jpg"/>
+                    <pic:cNvPicPr/>
+                  </pic:nvPicPr>
+                  <pic:blipFill>
+                    <a:blip r:embed="rId14"/>
+                    <a:stretch>
+                      <a:fillRect/>
+                    </a:stretch>
+                  </pic:blipFill>
+                  <pic:spPr>
+                    <a:xfrm>
+                      <a:off x="0" y="0"/>
+                      <a:ext cx="3657600" cy="4392778"/>
+                    </a:xfrm>
+                    <a:prstGeom prst="rect"/>
+                  </pic:spPr>
+                </pic:pic>
+              </a:graphicData>
+            </a:graphic>
+          </wp:inline>
+        </w:drawing>
+      </w:r>
+    </w:p>
+    <w:p>
+      <w:pPr>
+        <w:spacing w:before="80" w:after="200"/>
+        <w:jc w:val="center"/>
+      </w:pPr>
+      <w:r>
+        <w:rPr>
+          <w:rFonts w:ascii="Times New Roman" w:hAnsi="Times New Roman" w:eastAsia="宋体"/>
+          <w:b/>
+          <w:i w:val="0"/>
+          <w:sz w:val="21"/>
+        </w:rPr>
+        <w:t>图 A14  终端 git push 成功（main -&gt; main）</w:t>
       </w:r>
     </w:p>
     <w:sectPr>

--- a/实验报告.docx
+++ b/实验报告.docx
@@ -5038,6 +5038,94 @@
                 <w:i w:val="0"/>
                 <w:sz w:val="21"/>
               </w:rPr>
+              <w:t>实验记录.docx</w:t>
+            </w:r>
+          </w:p>
+        </w:tc>
+        <w:tc>
+          <w:tcPr>
+            <w:tcW w:type="dxa" w:w="4896"/>
+            <w:vAlign w:val="center"/>
+          </w:tcPr>
+          <w:p>
+            <w:pPr>
+              <w:jc w:val="center"/>
+            </w:pPr>
+            <w:r/>
+            <w:r>
+              <w:rPr>
+                <w:rFonts w:ascii="Times New Roman" w:hAnsi="Times New Roman" w:eastAsia="宋体"/>
+                <w:b w:val="0"/>
+                <w:i w:val="0"/>
+                <w:sz w:val="21"/>
+              </w:rPr>
+              <w:t>提示词、来源、测试结果、修改记录</w:t>
+            </w:r>
+          </w:p>
+        </w:tc>
+      </w:tr>
+      <w:tr>
+        <w:tc>
+          <w:tcPr>
+            <w:tcW w:type="dxa" w:w="4320"/>
+            <w:vAlign w:val="center"/>
+          </w:tcPr>
+          <w:p>
+            <w:pPr>
+              <w:jc w:val="left"/>
+            </w:pPr>
+            <w:r/>
+            <w:r>
+              <w:rPr>
+                <w:rFonts w:ascii="Times New Roman" w:hAnsi="Times New Roman" w:eastAsia="宋体"/>
+                <w:b w:val="0"/>
+                <w:i w:val="0"/>
+                <w:sz w:val="21"/>
+              </w:rPr>
+              <w:t>同伴复现记录.md</w:t>
+            </w:r>
+          </w:p>
+        </w:tc>
+        <w:tc>
+          <w:tcPr>
+            <w:tcW w:type="dxa" w:w="4896"/>
+            <w:vAlign w:val="center"/>
+          </w:tcPr>
+          <w:p>
+            <w:pPr>
+              <w:jc w:val="center"/>
+            </w:pPr>
+            <w:r/>
+            <w:r>
+              <w:rPr>
+                <w:rFonts w:ascii="Times New Roman" w:hAnsi="Times New Roman" w:eastAsia="宋体"/>
+                <w:b w:val="0"/>
+                <w:i w:val="0"/>
+                <w:sz w:val="21"/>
+              </w:rPr>
+              <w:t>同伴复现记录（待同学填写）</w:t>
+            </w:r>
+          </w:p>
+        </w:tc>
+      </w:tr>
+      <w:tr>
+        <w:tc>
+          <w:tcPr>
+            <w:tcW w:type="dxa" w:w="4320"/>
+            <w:vAlign w:val="center"/>
+          </w:tcPr>
+          <w:p>
+            <w:pPr>
+              <w:jc w:val="left"/>
+            </w:pPr>
+            <w:r/>
+            <w:r>
+              <w:rPr>
+                <w:rFonts w:ascii="Times New Roman" w:hAnsi="Times New Roman" w:eastAsia="宋体"/>
+                <w:b w:val="0"/>
+                <w:i w:val="0"/>
+                <w:sz w:val="21"/>
+              </w:rPr>
               <w:t>GIT_COMMIT_RECORD.md、.gitignore</w:t>
             </w:r>
           </w:p>
